--- a/companies/ashcombe-advisory/People/2019.01.12 - Onboarding - Amy Carter.docx
+++ b/companies/ashcombe-advisory/People/2019.01.12 - Onboarding - Amy Carter.docx
@@ -7,27 +7,80 @@
         <w:pStyle w:val="Heading1"/>
       </w:pPr>
       <w:r>
-        <w:t>Welcome to the firm: Amy Carter</w:t>
+        <w:t>Welcome: Amy Carter, Communications Associate</w:t>
       </w:r>
     </w:p>
     <w:p>
       <w:r>
-        <w:t>It is a pleasure to welcome Amy Carter to Ashcombe Advisory Partners. We take real care over who we bring on, because the work turns on judgment as much as on speed, and in Amy we were confident we had found both. She arrives with a reputation for keeping a difficult thread calm and moving, which is precisely the temperament this firm runs on. We are glad she said yes, and we suspect you will be too once you have worked a week alongside her.</w:t>
+        <w:t>We are pleased to record that Amy Carter has joined Ashcombe Advisory Partners as a Communications Associate in the Advisory group. This note, prepared by Julie Hill, sets out her role, where she sits in the practice, and what has been agreed for her first weeks, so that the file reflects what she has been told.</w:t>
       </w:r>
     </w:p>
     <w:p>
       <w:r>
-        <w:t>Amy joins us as a Communications Associate in the advisory practice, where she will support several engagements at once. Her job is to keep the drafting and coordination moving, so that an advisor who is heads-down on one client is never the reason another goes quiet, and to summarize where a conversation stands cleanly enough that the next person can pick it up cold. It is a role that touches nearly everything the firm does, and the people who do it well become the memory of a thread. She reports to Michael Morris, who carries the heaviest book in the firm and will be her first read on any client work she takes on.</w:t>
+        <w:t>Amy will draft investor-facing materials for our clients: talking points for management, the supporting language for earnings and other announcements, and the questions and answers that travel with them. She reports to Michael Morris, Partner, who runs the advisory bench day to day and will decide which client relationships she joins and in what sequence.</w:t>
       </w:r>
     </w:p>
     <w:p>
       <w:r>
-        <w:t>A word on how we correspond, since it is most of what we do here. We answer the message in front of us, we keep our replies short and to the point, and we route anything sensitive to a partner before it leaves the building. Amy will find the rhythm of that quickly, and the one thing we ask early is that she treat a close call as a reason to check rather than to guess. None of the standard is meant to slow her down; it is there so that every message carries the firm's judgment behind it.</w:t>
+        <w:t>An associate's drafts sit close to the claims a client wishes to make, and they are often the first place where an overstatement can be caught. We would ask Amy to raise a question about a draft whenever she has one, and preferably before she begins it; in our experience that habit saves a round of revisions more often than not.</w:t>
       </w:r>
     </w:p>
     <w:p>
       <w:r>
-        <w:t>For the practical side of the first weeks, her desk is with the advisory bench, the shared mailbox is where most of the day happens, and our operations team will have her set up on the calendar and the files by the end of the first day. Julie Hill likes to sit down with everyone new inside their first fortnight, and she will find time on the calendar before long. Until then, Amy's first task is simply to shadow Michael on a live engagement and learn how the firm sounds on the page. Welcome aboard, Amy.</w:t>
+        <w:t>For the first period, we have agreed the following arrangements:</w:t>
+      </w:r>
+    </w:p>
+    <w:p>
+      <w:pPr>
+        <w:pStyle w:val="ListBullet"/>
+      </w:pPr>
+      <w:r>
+        <w:t>Before she drafts for any engagement, Amy will read its file in order, beginning with the engagement letter and kickoff memo and then the correspondence, so that she knows what the client has already approved.</w:t>
+      </w:r>
+    </w:p>
+    <w:p>
+      <w:pPr>
+        <w:pStyle w:val="ListBullet"/>
+      </w:pPr>
+      <w:r>
+        <w:t>Her drafts go to Michael Morris for review before they are shared with a client, and nothing she prepares will go to a client without that review.</w:t>
+      </w:r>
+    </w:p>
+    <w:p>
+      <w:pPr>
+        <w:pStyle w:val="ListBullet"/>
+      </w:pPr>
+      <w:r>
+        <w:t>The operations team will arrange her building access, laptop, and email account, and will take her through the shared drive and the firm's filing conventions.</w:t>
+      </w:r>
+    </w:p>
+    <w:p>
+      <w:pPr>
+        <w:pStyle w:val="ListBullet"/>
+      </w:pPr>
+      <w:r>
+        <w:t>Client drafts and the timing of announcements are confidential until the client releases them, and are not discussed outside the people working on the engagement.</w:t>
+      </w:r>
+    </w:p>
+    <w:p>
+      <w:pPr>
+        <w:pStyle w:val="ListBullet"/>
+      </w:pPr>
+      <w:r>
+        <w:t>Time is recorded against each engagement at the end of every working day.</w:t>
+      </w:r>
+    </w:p>
+    <w:p>
+      <w:pPr>
+        <w:pStyle w:val="ListBullet"/>
+      </w:pPr>
+      <w:r>
+        <w:t>She is welcome to sit in on the internal review of announcements, which is the quickest way to learn how the firm reads a draft.</w:t>
+      </w:r>
+    </w:p>
+    <w:p>
+      <w:r>
+        <w:t>Her first scheduled step is a working session with Michael Morris early next week, at which they will agree the matters she will join first.</w:t>
       </w:r>
     </w:p>
     <w:sectPr>
